--- a/docs/proposition-reorganisation-admin-2026-08.docx
+++ b/docs/proposition-reorganisation-admin-2026-08.docx
@@ -3677,39 +3677,6 @@
               <w:pStyle w:val="Compact"/>
             </w:pPr>
             <w:r>
-              <w:t xml:space="preserve">—</w:t>
-            </w:r>
-          </w:p>
-        </w:tc>
-        <w:tc>
-          <w:tcPr/>
-          <w:p>
-            <w:pPr>
-              <w:pStyle w:val="Compact"/>
-            </w:pPr>
-            <w:r>
-              <w:t xml:space="preserve">—</w:t>
-            </w:r>
-          </w:p>
-        </w:tc>
-        <w:tc>
-          <w:tcPr/>
-          <w:p>
-            <w:pPr>
-              <w:pStyle w:val="Compact"/>
-            </w:pPr>
-            <w:r>
-              <w:t xml:space="preserve">—</w:t>
-            </w:r>
-          </w:p>
-        </w:tc>
-        <w:tc>
-          <w:tcPr/>
-          <w:p>
-            <w:pPr>
-              <w:pStyle w:val="Compact"/>
-            </w:pPr>
-            <w:r>
               <w:t xml:space="preserve">◐</w:t>
             </w:r>
           </w:p>
@@ -3721,6 +3688,39 @@
               <w:pStyle w:val="Compact"/>
             </w:pPr>
             <w:r>
+              <w:t xml:space="preserve">◐</w:t>
+            </w:r>
+          </w:p>
+        </w:tc>
+        <w:tc>
+          <w:tcPr/>
+          <w:p>
+            <w:pPr>
+              <w:pStyle w:val="Compact"/>
+            </w:pPr>
+            <w:r>
+              <w:t xml:space="preserve">◐</w:t>
+            </w:r>
+          </w:p>
+        </w:tc>
+        <w:tc>
+          <w:tcPr/>
+          <w:p>
+            <w:pPr>
+              <w:pStyle w:val="Compact"/>
+            </w:pPr>
+            <w:r>
+              <w:t xml:space="preserve">◐</w:t>
+            </w:r>
+          </w:p>
+        </w:tc>
+        <w:tc>
+          <w:tcPr/>
+          <w:p>
+            <w:pPr>
+              <w:pStyle w:val="Compact"/>
+            </w:pPr>
+            <w:r>
               <w:t xml:space="preserve">●</w:t>
             </w:r>
           </w:p>
@@ -3732,7 +3732,7 @@
               <w:pStyle w:val="Compact"/>
             </w:pPr>
             <w:r>
-              <w:t xml:space="preserve">—</w:t>
+              <w:t xml:space="preserve">◐</w:t>
             </w:r>
           </w:p>
         </w:tc>
@@ -3815,18 +3815,18 @@
               <w:pStyle w:val="Compact"/>
             </w:pPr>
             <w:r>
+              <w:t xml:space="preserve">◐</w:t>
+            </w:r>
+          </w:p>
+        </w:tc>
+        <w:tc>
+          <w:tcPr/>
+          <w:p>
+            <w:pPr>
+              <w:pStyle w:val="Compact"/>
+            </w:pPr>
+            <w:r>
               <w:t xml:space="preserve">—</w:t>
-            </w:r>
-          </w:p>
-        </w:tc>
-        <w:tc>
-          <w:tcPr/>
-          <w:p>
-            <w:pPr>
-              <w:pStyle w:val="Compact"/>
-            </w:pPr>
-            <w:r>
-              <w:t xml:space="preserve">◐</w:t>
             </w:r>
           </w:p>
         </w:tc>
@@ -3959,62 +3959,62 @@
               <w:pStyle w:val="Compact"/>
             </w:pPr>
             <w:r>
-              <w:t xml:space="preserve">—</w:t>
-            </w:r>
-          </w:p>
-        </w:tc>
-        <w:tc>
-          <w:tcPr/>
-          <w:p>
-            <w:pPr>
-              <w:pStyle w:val="Compact"/>
-            </w:pPr>
-            <w:r>
-              <w:t xml:space="preserve">—</w:t>
-            </w:r>
-          </w:p>
-        </w:tc>
-        <w:tc>
-          <w:tcPr/>
-          <w:p>
-            <w:pPr>
-              <w:pStyle w:val="Compact"/>
-            </w:pPr>
-            <w:r>
-              <w:t xml:space="preserve">—</w:t>
-            </w:r>
-          </w:p>
-        </w:tc>
-        <w:tc>
-          <w:tcPr/>
-          <w:p>
-            <w:pPr>
-              <w:pStyle w:val="Compact"/>
-            </w:pPr>
-            <w:r>
-              <w:t xml:space="preserve">—</w:t>
-            </w:r>
-          </w:p>
-        </w:tc>
-        <w:tc>
-          <w:tcPr/>
-          <w:p>
-            <w:pPr>
-              <w:pStyle w:val="Compact"/>
-            </w:pPr>
-            <w:r>
-              <w:t xml:space="preserve">—</w:t>
-            </w:r>
-          </w:p>
-        </w:tc>
-        <w:tc>
-          <w:tcPr/>
-          <w:p>
-            <w:pPr>
-              <w:pStyle w:val="Compact"/>
-            </w:pPr>
-            <w:r>
-              <w:t xml:space="preserve">—</w:t>
+              <w:t xml:space="preserve">◐</w:t>
+            </w:r>
+          </w:p>
+        </w:tc>
+        <w:tc>
+          <w:tcPr/>
+          <w:p>
+            <w:pPr>
+              <w:pStyle w:val="Compact"/>
+            </w:pPr>
+            <w:r>
+              <w:t xml:space="preserve">◐</w:t>
+            </w:r>
+          </w:p>
+        </w:tc>
+        <w:tc>
+          <w:tcPr/>
+          <w:p>
+            <w:pPr>
+              <w:pStyle w:val="Compact"/>
+            </w:pPr>
+            <w:r>
+              <w:t xml:space="preserve">◐</w:t>
+            </w:r>
+          </w:p>
+        </w:tc>
+        <w:tc>
+          <w:tcPr/>
+          <w:p>
+            <w:pPr>
+              <w:pStyle w:val="Compact"/>
+            </w:pPr>
+            <w:r>
+              <w:t xml:space="preserve">◐</w:t>
+            </w:r>
+          </w:p>
+        </w:tc>
+        <w:tc>
+          <w:tcPr/>
+          <w:p>
+            <w:pPr>
+              <w:pStyle w:val="Compact"/>
+            </w:pPr>
+            <w:r>
+              <w:t xml:space="preserve">◐</w:t>
+            </w:r>
+          </w:p>
+        </w:tc>
+        <w:tc>
+          <w:tcPr/>
+          <w:p>
+            <w:pPr>
+              <w:pStyle w:val="Compact"/>
+            </w:pPr>
+            <w:r>
+              <w:t xml:space="preserve">◐</w:t>
             </w:r>
           </w:p>
         </w:tc>
@@ -4061,7 +4061,7 @@
                 <w:b/>
                 <w:bCs/>
               </w:rPr>
-              <w:t xml:space="preserve">5</w:t>
+              <w:t xml:space="preserve">7</w:t>
             </w:r>
           </w:p>
         </w:tc>
@@ -4076,7 +4076,7 @@
                 <w:b/>
                 <w:bCs/>
               </w:rPr>
-              <w:t xml:space="preserve">5</w:t>
+              <w:t xml:space="preserve">7</w:t>
             </w:r>
           </w:p>
         </w:tc>
@@ -4091,7 +4091,7 @@
                 <w:b/>
                 <w:bCs/>
               </w:rPr>
-              <w:t xml:space="preserve">5</w:t>
+              <w:t xml:space="preserve">7</w:t>
             </w:r>
           </w:p>
         </w:tc>
@@ -4106,7 +4106,7 @@
                 <w:b/>
                 <w:bCs/>
               </w:rPr>
-              <w:t xml:space="preserve">5</w:t>
+              <w:t xml:space="preserve">6</w:t>
             </w:r>
           </w:p>
         </w:tc>
@@ -4121,7 +4121,7 @@
                 <w:b/>
                 <w:bCs/>
               </w:rPr>
-              <w:t xml:space="preserve">6</w:t>
+              <w:t xml:space="preserve">8</w:t>
             </w:r>
           </w:p>
         </w:tc>
@@ -4136,7 +4136,7 @@
                 <w:b/>
                 <w:bCs/>
               </w:rPr>
-              <w:t xml:space="preserve">4</w:t>
+              <w:t xml:space="preserve">5</w:t>
             </w:r>
           </w:p>
         </w:tc>
@@ -4147,7 +4147,7 @@
         <w:pStyle w:val="BodyText"/>
       </w:pPr>
       <w:r>
-        <w:t xml:space="preserve">Une console de neuf sections se présente donc, en pratique, comme une console de quatre à six sections. C'est ce qui rend la structure supportable.</w:t>
+        <w:t xml:space="preserve">Une console de neuf sections se présente donc, en pratique, comme une console de cinq à huit sections selon le métier. Seule la direction a la carte complète.</w:t>
       </w:r>
     </w:p>
     <w:bookmarkEnd w:id="38"/>
@@ -4536,40 +4536,22 @@
               </w:rPr>
               <w:t xml:space="preserve">1 — Structure</w:t>
             </w:r>
-          </w:p>
-        </w:tc>
-        <w:tc>
-          <w:tcPr/>
-          <w:p>
-            <w:pPr>
-              <w:pStyle w:val="Compact"/>
-            </w:pPr>
-            <w:r>
-              <w:t xml:space="preserve">Fusion du socle ERP, neuf sections, filtrage par capacité, badges, recherche globale, redirections</w:t>
-            </w:r>
             <w:r>
               <w:t xml:space="preserve"> </w:t>
             </w:r>
             <w:r>
-              <w:rPr>
-                <w:rStyle w:val="VerbatimChar"/>
-              </w:rPr>
-              <w:t xml:space="preserve">/admin/*</w:t>
-            </w:r>
-            <w:r>
-              <w:t xml:space="preserve"> </w:t>
-            </w:r>
-            <w:r>
-              <w:t xml:space="preserve">→</w:t>
-            </w:r>
-            <w:r>
-              <w:t xml:space="preserve"> </w:t>
-            </w:r>
-            <w:r>
-              <w:rPr>
-                <w:rStyle w:val="VerbatimChar"/>
-              </w:rPr>
-              <w:t xml:space="preserve">/erp/*</w:t>
+              <w:t xml:space="preserve">✅</w:t>
+            </w:r>
+          </w:p>
+        </w:tc>
+        <w:tc>
+          <w:tcPr/>
+          <w:p>
+            <w:pPr>
+              <w:pStyle w:val="Compact"/>
+            </w:pPr>
+            <w:r>
+              <w:t xml:space="preserve">Socle ERP, neuf sections, filtrage par capacité, badges, recherche globale, routage du sous-domaine</w:t>
             </w:r>
           </w:p>
         </w:tc>
